--- a/policies/build/preview_hco/HCO.COP.12_v2_preview.docx
+++ b/policies/build/preview_hco/HCO.COP.12_v2_preview.docx
@@ -761,7 +761,7 @@
           <w:sz w:val="22"/>
           <w:szCs w:val="22"/>
         </w:rPr>
-        <w:t xml:space="preserve">Boundaries: do not copy SHCO COP wording. Do not overwrite AAC policies. Spell out abbreviations on first use in training materials.</w:t>
+        <w:t xml:space="preserve">Boundaries: do not overwrite HCO AAC policies. Spell out abbreviations on first use in training materials.</w:t>
       </w:r>
     </w:p>
     <w:p>
@@ -863,7 +863,7 @@
           <w:sz w:val="22"/>
           <w:szCs w:val="22"/>
         </w:rPr>
-        <w:t xml:space="preserve">5. Do not skip: Intra-procedure monitoring includes at a minimum the heart rate, cardiac rhythm, respiratory rate, blood pr...</w:t>
+        <w:t xml:space="preserve">5. Do not skip: Intra-procedure monitoring includes at a minimum the heart rate, cardiac rhythm, respiratory rate, blood...</w:t>
       </w:r>
     </w:p>
     <w:p>
@@ -1040,7 +1040,7 @@
         <w:spacing w:after="100" w:before="220"/>
       </w:pPr>
       <w:r>
-        <w:t xml:space="preserve">5.4 The person monitoring sedation is different from the person performin..</w:t>
+        <w:t xml:space="preserve">5.4 The person monitoring sedation is different from the person performing..</w:t>
       </w:r>
     </w:p>
     <w:p>
@@ -1073,7 +1073,7 @@
         <w:spacing w:after="100" w:before="220"/>
       </w:pPr>
       <w:r>
-        <w:t xml:space="preserve">5.5 Intra-procedure monitoring includes at a minimum the heart rate, card..</w:t>
+        <w:t xml:space="preserve">5.5 Intra-procedure monitoring includes at a minimum the heart rate..</w:t>
       </w:r>
     </w:p>
     <w:p>
@@ -1106,7 +1106,7 @@
         <w:spacing w:after="100" w:before="220"/>
       </w:pPr>
       <w:r>
-        <w:t xml:space="preserve">5.6 Patients are monitored after procedural sedation, and the same is doc..</w:t>
+        <w:t xml:space="preserve">5.6 Patients are monitored after procedural sedation, and the same is..</w:t>
       </w:r>
     </w:p>
     <w:p>
@@ -1139,7 +1139,7 @@
         <w:spacing w:after="100" w:before="220"/>
       </w:pPr>
       <w:r>
-        <w:t xml:space="preserve">5.7 Criteria are used to determine the appropriateness of discharge from ..</w:t>
+        <w:t xml:space="preserve">5.7 Criteria are used to determine the appropriateness of discharge from..</w:t>
       </w:r>
     </w:p>
     <w:p>
@@ -1172,7 +1172,7 @@
         <w:spacing w:after="100" w:before="220"/>
       </w:pPr>
       <w:r>
-        <w:t xml:space="preserve">5.8 Equipment and workforce are available to manage patients who have gon..</w:t>
+        <w:t xml:space="preserve">5.8 Equipment and workforce are available to manage patients who have gone..</w:t>
       </w:r>
     </w:p>
     <w:p>
@@ -1251,6 +1251,20 @@
       </w:pPr>
       <w:r>
         <w:t xml:space="preserve">7. Governance and responsibility</w:t>
+      </w:r>
+    </w:p>
+    <w:p>
+      <w:pPr>
+        <w:spacing w:after="20" w:before="100"/>
+      </w:pPr>
+      <w:r>
+        <w:rPr>
+          <w:b/>
+          <w:bCs/>
+          <w:sz w:val="22"/>
+          <w:szCs w:val="22"/>
+        </w:rPr>
+        <w:t xml:space="preserve">Medical Superintendent</w:t>
       </w:r>
     </w:p>
     <w:p>
@@ -1267,7 +1281,21 @@
           <w:sz w:val="22"/>
           <w:szCs w:val="22"/>
         </w:rPr>
-        <w:t xml:space="preserve">Medical Superintendent</w:t>
+        <w:t xml:space="preserve">Accountable that COP.12 is resourced and followed.</w:t>
+      </w:r>
+    </w:p>
+    <w:p>
+      <w:pPr>
+        <w:spacing w:after="20" w:before="100"/>
+      </w:pPr>
+      <w:r>
+        <w:rPr>
+          <w:b/>
+          <w:bCs/>
+          <w:sz w:val="22"/>
+          <w:szCs w:val="22"/>
+        </w:rPr>
+        <w:t xml:space="preserve">Anaesthesia / Sedation In-Charge</w:t>
       </w:r>
     </w:p>
     <w:p>
@@ -1284,7 +1312,21 @@
           <w:sz w:val="22"/>
           <w:szCs w:val="22"/>
         </w:rPr>
-        <w:t xml:space="preserve">Accountable that COP.12 is resourced and followed.</w:t>
+        <w:t xml:space="preserve">Owns day-to-day implementation and records for this standard.</w:t>
+      </w:r>
+    </w:p>
+    <w:p>
+      <w:pPr>
+        <w:spacing w:after="20" w:before="100"/>
+      </w:pPr>
+      <w:r>
+        <w:rPr>
+          <w:b/>
+          <w:bCs/>
+          <w:sz w:val="22"/>
+          <w:szCs w:val="22"/>
+        </w:rPr>
+        <w:t xml:space="preserve">Treating doctors / nurses / technicians (as applicable)</w:t>
       </w:r>
     </w:p>
     <w:p>
@@ -1301,7 +1343,21 @@
           <w:sz w:val="22"/>
           <w:szCs w:val="22"/>
         </w:rPr>
-        <w:t xml:space="preserve">Anaesthesia / Sedation In-Charge</w:t>
+        <w:t xml:space="preserve">Deliver care as written; escalate stop-work triggers without delay.</w:t>
+      </w:r>
+    </w:p>
+    <w:p>
+      <w:pPr>
+        <w:spacing w:after="20" w:before="100"/>
+      </w:pPr>
+      <w:r>
+        <w:rPr>
+          <w:b/>
+          <w:bCs/>
+          <w:sz w:val="22"/>
+          <w:szCs w:val="22"/>
+        </w:rPr>
+        <w:t xml:space="preserve">Quality Coordinator</w:t>
       </w:r>
     </w:p>
     <w:p>
@@ -1318,7 +1374,28 @@
           <w:sz w:val="22"/>
           <w:szCs w:val="22"/>
         </w:rPr>
-        <w:t xml:space="preserve">Owns day-to-day implementation and records for this standard.</w:t>
+        <w:t xml:space="preserve">Audits this policy «quarterly»; holds training acknowledgements.</w:t>
+      </w:r>
+    </w:p>
+    <w:p>
+      <w:pPr>
+        <w:pStyle w:val="Heading1"/>
+        <w:spacing w:after="120" w:before="280"/>
+      </w:pPr>
+      <w:r>
+        <w:t xml:space="preserve">8. Quality monitoring (RCA → CAPA)</w:t>
+      </w:r>
+    </w:p>
+    <w:p>
+      <w:pPr>
+        <w:spacing w:after="140"/>
+      </w:pPr>
+      <w:r>
+        <w:rPr>
+          <w:sz w:val="22"/>
+          <w:szCs w:val="22"/>
+        </w:rPr>
+        <w:t xml:space="preserve">The Quality Coordinator audits this policy «quarterly». The audit reviews:</w:t>
       </w:r>
     </w:p>
     <w:p>
@@ -1335,7 +1412,7 @@
           <w:sz w:val="22"/>
           <w:szCs w:val="22"/>
         </w:rPr>
-        <w:t xml:space="preserve">Treating doctors / nurses / technicians (as applicable)</w:t>
+        <w:t xml:space="preserve">Records for a sample of this standard's objective elements, checked against the What-we-do steps.</w:t>
       </w:r>
     </w:p>
     <w:p>
@@ -1352,7 +1429,7 @@
           <w:sz w:val="22"/>
           <w:szCs w:val="22"/>
         </w:rPr>
-        <w:t xml:space="preserve">Deliver care as written; escalate stop-work triggers without delay.</w:t>
+        <w:t xml:space="preserve">Documentary evidence is on file for each asterisked objective element in the sample.</w:t>
       </w:r>
     </w:p>
     <w:p>
@@ -1369,125 +1446,19 @@
           <w:sz w:val="22"/>
           <w:szCs w:val="22"/>
         </w:rPr>
-        <w:t xml:space="preserve">Quality Coordinator</w:t>
-      </w:r>
-    </w:p>
-    <w:p>
-      <w:pPr>
-        <w:pStyle w:val="ListParagraph"/>
-        <w:numPr>
-          <w:ilvl w:val="0"/>
-          <w:numId w:val="1"/>
-        </w:numPr>
-        <w:spacing w:after="60"/>
-      </w:pPr>
-      <w:r>
-        <w:rPr>
-          <w:sz w:val="22"/>
-          <w:szCs w:val="22"/>
-        </w:rPr>
-        <w:t xml:space="preserve">Audits this policy «quarterly»; holds training acknowledgements.</w:t>
-      </w:r>
-    </w:p>
-    <w:p>
-      <w:pPr>
-        <w:pStyle w:val="Heading1"/>
-        <w:spacing w:after="120" w:before="280"/>
-      </w:pPr>
-      <w:r>
-        <w:t xml:space="preserve">8. Quality monitoring (RCA → CAPA)</w:t>
-      </w:r>
-    </w:p>
-    <w:p>
-      <w:pPr>
-        <w:spacing w:after="140"/>
-      </w:pPr>
-      <w:r>
-        <w:rPr>
-          <w:sz w:val="22"/>
-          <w:szCs w:val="22"/>
-        </w:rPr>
-        <w:t xml:space="preserve">The Quality Coordinator audits this policy «quarterly».</w:t>
-      </w:r>
-    </w:p>
-    <w:p>
-      <w:pPr>
-        <w:spacing w:after="140"/>
-      </w:pPr>
-      <w:r>
-        <w:rPr>
-          <w:sz w:val="22"/>
-          <w:szCs w:val="22"/>
-        </w:rPr>
-        <w:t xml:space="preserve">What is monitored each quarter:</w:t>
-      </w:r>
-    </w:p>
-    <w:p>
-      <w:pPr>
-        <w:pStyle w:val="ListParagraph"/>
-        <w:numPr>
-          <w:ilvl w:val="0"/>
-          <w:numId w:val="1"/>
-        </w:numPr>
-        <w:spacing w:after="60"/>
-      </w:pPr>
-      <w:r>
-        <w:rPr>
-          <w:sz w:val="22"/>
-          <w:szCs w:val="22"/>
-        </w:rPr>
-        <w:t xml:space="preserve">Sample of records for each OE COP.12.a–h.</w:t>
-      </w:r>
-    </w:p>
-    <w:p>
-      <w:pPr>
-        <w:pStyle w:val="ListParagraph"/>
-        <w:numPr>
-          <w:ilvl w:val="0"/>
-          <w:numId w:val="1"/>
-        </w:numPr>
-        <w:spacing w:after="60"/>
-      </w:pPr>
-      <w:r>
-        <w:rPr>
-          <w:sz w:val="22"/>
-          <w:szCs w:val="22"/>
-        </w:rPr>
-        <w:t xml:space="preserve">Asterisked elements (ag) have document evidence as required.</w:t>
-      </w:r>
-    </w:p>
-    <w:p>
-      <w:pPr>
-        <w:pStyle w:val="ListParagraph"/>
-        <w:numPr>
-          <w:ilvl w:val="0"/>
-          <w:numId w:val="1"/>
-        </w:numPr>
-        <w:spacing w:after="60"/>
-      </w:pPr>
-      <w:r>
-        <w:rPr>
-          <w:sz w:val="22"/>
-          <w:szCs w:val="22"/>
-        </w:rPr>
-        <w:t xml:space="preserve">CORE elements (none) show no critical gaps in the sample.</w:t>
-      </w:r>
-    </w:p>
-    <w:p>
-      <w:pPr>
-        <w:pStyle w:val="ListParagraph"/>
-        <w:numPr>
-          <w:ilvl w:val="0"/>
-          <w:numId w:val="1"/>
-        </w:numPr>
-        <w:spacing w:after="60"/>
-      </w:pPr>
-      <w:r>
-        <w:rPr>
-          <w:sz w:val="22"/>
-          <w:szCs w:val="22"/>
-        </w:rPr>
         <w:t xml:space="preserve">Stop-work events (if any) are logged with outcome.</w:t>
+      </w:r>
+    </w:p>
+    <w:p>
+      <w:pPr>
+        <w:spacing w:after="140"/>
+      </w:pPr>
+      <w:r>
+        <w:rPr>
+          <w:sz w:val="22"/>
+          <w:szCs w:val="22"/>
+        </w:rPr>
+        <w:t xml:space="preserve">Root-cause analysis is required when a gap found in this audit remains open beyond «90 days».</w:t>
       </w:r>
     </w:p>
     <w:p>
@@ -3315,7 +3286,7 @@
           <w:sz w:val="22"/>
           <w:szCs w:val="22"/>
         </w:rPr>
-        <w:t xml:space="preserve">Records showing COP.12.a was followed for sampled patients/cases.</w:t>
+        <w:t xml:space="preserve">Written procedural-sedation protocol.</w:t>
       </w:r>
     </w:p>
     <w:p>
@@ -3332,7 +3303,7 @@
           <w:sz w:val="22"/>
           <w:szCs w:val="22"/>
         </w:rPr>
-        <w:t xml:space="preserve">Written guidance / protocol referenced for this element (where required).</w:t>
+        <w:t xml:space="preserve">Consistency-check record across sedation locations.</w:t>
       </w:r>
     </w:p>
     <w:p>
@@ -3349,7 +3320,16 @@
           <w:sz w:val="22"/>
           <w:szCs w:val="22"/>
         </w:rPr>
-        <w:t xml:space="preserve">Audit sample notes for COP.12.a reviewed «quarterly».</w:t>
+        <w:t xml:space="preserve">Staff-training record.</w:t>
+      </w:r>
+    </w:p>
+    <w:p>
+      <w:pPr>
+        <w:pStyle w:val="Heading2"/>
+        <w:spacing w:after="100" w:before="220"/>
+      </w:pPr>
+      <w:r>
+        <w:t xml:space="preserve">COP.12.b — Informed consent for administration of procedural sedation is obtained.</w:t>
       </w:r>
     </w:p>
     <w:p>
@@ -3366,16 +3346,7 @@
           <w:sz w:val="22"/>
           <w:szCs w:val="22"/>
         </w:rPr>
-        <w:t xml:space="preserve">Documented evidence specifically required by the asterisked interpretation.</w:t>
-      </w:r>
-    </w:p>
-    <w:p>
-      <w:pPr>
-        <w:pStyle w:val="Heading2"/>
-        <w:spacing w:after="100" w:before="220"/>
-      </w:pPr>
-      <w:r>
-        <w:t xml:space="preserve">COP.12.b — Informed consent for administration of procedural sedation is obtained.</w:t>
+        <w:t xml:space="preserve">Sedation-specific consent form on file.</w:t>
       </w:r>
     </w:p>
     <w:p>
@@ -3392,7 +3363,7 @@
           <w:sz w:val="22"/>
           <w:szCs w:val="22"/>
         </w:rPr>
-        <w:t xml:space="preserve">Records showing COP.12.b was followed for sampled patients/cases.</w:t>
+        <w:t xml:space="preserve">Consent-process documentation.</w:t>
       </w:r>
     </w:p>
     <w:p>
@@ -3409,7 +3380,16 @@
           <w:sz w:val="22"/>
           <w:szCs w:val="22"/>
         </w:rPr>
-        <w:t xml:space="preserve">Written guidance / protocol referenced for this element (where required).</w:t>
+        <w:t xml:space="preserve">Cross-reference to PRE.4.</w:t>
+      </w:r>
+    </w:p>
+    <w:p>
+      <w:pPr>
+        <w:pStyle w:val="Heading2"/>
+        <w:spacing w:after="100" w:before="220"/>
+      </w:pPr>
+      <w:r>
+        <w:t xml:space="preserve">COP.12.c — Competent and trained persons administer procedural sedation.</w:t>
       </w:r>
     </w:p>
     <w:p>
@@ -3426,16 +3406,7 @@
           <w:sz w:val="22"/>
           <w:szCs w:val="22"/>
         </w:rPr>
-        <w:t xml:space="preserve">Audit sample notes for COP.12.b reviewed «quarterly».</w:t>
-      </w:r>
-    </w:p>
-    <w:p>
-      <w:pPr>
-        <w:pStyle w:val="Heading2"/>
-        <w:spacing w:after="100" w:before="220"/>
-      </w:pPr>
-      <w:r>
-        <w:t xml:space="preserve">COP.12.c — Competent and trained persons administer procedural sedation.</w:t>
+        <w:t xml:space="preserve">Sedation-privileging or training record for personnel administering sedation.</w:t>
       </w:r>
     </w:p>
     <w:p>
@@ -3452,7 +3423,7 @@
           <w:sz w:val="22"/>
           <w:szCs w:val="22"/>
         </w:rPr>
-        <w:t xml:space="preserve">Records showing COP.12.c was followed for sampled patients/cases.</w:t>
+        <w:t xml:space="preserve">Competency-verification record.</w:t>
       </w:r>
     </w:p>
     <w:p>
@@ -3469,7 +3440,16 @@
           <w:sz w:val="22"/>
           <w:szCs w:val="22"/>
         </w:rPr>
-        <w:t xml:space="preserve">Written guidance / protocol referenced for this element (where required).</w:t>
+        <w:t xml:space="preserve">Currency-of-training record.</w:t>
+      </w:r>
+    </w:p>
+    <w:p>
+      <w:pPr>
+        <w:pStyle w:val="Heading2"/>
+        <w:spacing w:after="100" w:before="220"/>
+      </w:pPr>
+      <w:r>
+        <w:t xml:space="preserve">COP.12.d — The person monitoring sedation is different from the person performing the procedure.</w:t>
       </w:r>
     </w:p>
     <w:p>
@@ -3486,16 +3466,7 @@
           <w:sz w:val="22"/>
           <w:szCs w:val="22"/>
         </w:rPr>
-        <w:t xml:space="preserve">Audit sample notes for COP.12.c reviewed «quarterly».</w:t>
-      </w:r>
-    </w:p>
-    <w:p>
-      <w:pPr>
-        <w:pStyle w:val="Heading2"/>
-        <w:spacing w:after="100" w:before="220"/>
-      </w:pPr>
-      <w:r>
-        <w:t xml:space="preserve">COP.12.d — The person monitoring sedation is different from the person performing the procedure.</w:t>
+        <w:t xml:space="preserve">Role-separation record — monitoring person distinct from the procedure performer.</w:t>
       </w:r>
     </w:p>
     <w:p>
@@ -3512,7 +3483,7 @@
           <w:sz w:val="22"/>
           <w:szCs w:val="22"/>
         </w:rPr>
-        <w:t xml:space="preserve">Records showing COP.12.d was followed for sampled patients/cases.</w:t>
+        <w:t xml:space="preserve">Staffing record for a sampled sedation case.</w:t>
       </w:r>
     </w:p>
     <w:p>
@@ -3529,7 +3500,16 @@
           <w:sz w:val="22"/>
           <w:szCs w:val="22"/>
         </w:rPr>
-        <w:t xml:space="preserve">Written guidance / protocol referenced for this element (where required).</w:t>
+        <w:t xml:space="preserve">Confirmation of role separation in practice.</w:t>
+      </w:r>
+    </w:p>
+    <w:p>
+      <w:pPr>
+        <w:pStyle w:val="Heading2"/>
+        <w:spacing w:after="100" w:before="220"/>
+      </w:pPr>
+      <w:r>
+        <w:t xml:space="preserve">COP.12.e — Intra-procedure monitoring includes at a minimum the heart rate, cardiac rhythm, respiratory rate, blood pressure, oxygen saturation, and level of sedation.</w:t>
       </w:r>
     </w:p>
     <w:p>
@@ -3546,16 +3526,7 @@
           <w:sz w:val="22"/>
           <w:szCs w:val="22"/>
         </w:rPr>
-        <w:t xml:space="preserve">Audit sample notes for COP.12.d reviewed «quarterly».</w:t>
-      </w:r>
-    </w:p>
-    <w:p>
-      <w:pPr>
-        <w:pStyle w:val="Heading2"/>
-        <w:spacing w:after="100" w:before="220"/>
-      </w:pPr>
-      <w:r>
-        <w:t xml:space="preserve">COP.12.e — Intra-procedure monitoring includes at a minimum the heart rate, cardiac rhythm, respiratory rate, blood pressure, oxygen saturation, and level of sedation.</w:t>
+        <w:t xml:space="preserve">Intra-procedure monitoring record — heart rate, cardiac rhythm, respiratory rate, blood pressure, oxygen saturation, sedation level.</w:t>
       </w:r>
     </w:p>
     <w:p>
@@ -3572,7 +3543,7 @@
           <w:sz w:val="22"/>
           <w:szCs w:val="22"/>
         </w:rPr>
-        <w:t xml:space="preserve">Records showing COP.12.e was followed for sampled patients/cases.</w:t>
+        <w:t xml:space="preserve">Monitoring-frequency documentation.</w:t>
       </w:r>
     </w:p>
     <w:p>
@@ -3589,7 +3560,16 @@
           <w:sz w:val="22"/>
           <w:szCs w:val="22"/>
         </w:rPr>
-        <w:t xml:space="preserve">Written guidance / protocol referenced for this element (where required).</w:t>
+        <w:t xml:space="preserve">Equipment-availability record.</w:t>
+      </w:r>
+    </w:p>
+    <w:p>
+      <w:pPr>
+        <w:pStyle w:val="Heading2"/>
+        <w:spacing w:after="100" w:before="220"/>
+      </w:pPr>
+      <w:r>
+        <w:t xml:space="preserve">COP.12.f — Patients are monitored after procedural sedation, and the same is documented.</w:t>
       </w:r>
     </w:p>
     <w:p>
@@ -3606,16 +3586,7 @@
           <w:sz w:val="22"/>
           <w:szCs w:val="22"/>
         </w:rPr>
-        <w:t xml:space="preserve">Audit sample notes for COP.12.e reviewed «quarterly».</w:t>
-      </w:r>
-    </w:p>
-    <w:p>
-      <w:pPr>
-        <w:pStyle w:val="Heading2"/>
-        <w:spacing w:after="100" w:before="220"/>
-      </w:pPr>
-      <w:r>
-        <w:t xml:space="preserve">COP.12.f — Patients are monitored after procedural sedation, and the same is documented.</w:t>
+        <w:t xml:space="preserve">Post-sedation monitoring record.</w:t>
       </w:r>
     </w:p>
     <w:p>
@@ -3632,7 +3603,7 @@
           <w:sz w:val="22"/>
           <w:szCs w:val="22"/>
         </w:rPr>
-        <w:t xml:space="preserve">Records showing COP.12.f was followed for sampled patients/cases.</w:t>
+        <w:t xml:space="preserve">Documentation-completeness check.</w:t>
       </w:r>
     </w:p>
     <w:p>
@@ -3649,7 +3620,16 @@
           <w:sz w:val="22"/>
           <w:szCs w:val="22"/>
         </w:rPr>
-        <w:t xml:space="preserve">Written guidance / protocol referenced for this element (where required).</w:t>
+        <w:t xml:space="preserve">Recovery-status tracking record.</w:t>
+      </w:r>
+    </w:p>
+    <w:p>
+      <w:pPr>
+        <w:pStyle w:val="Heading2"/>
+        <w:spacing w:after="100" w:before="220"/>
+      </w:pPr>
+      <w:r>
+        <w:t xml:space="preserve">COP.12.g — Criteria are used to determine the appropriateness of discharge from the observation / recovery area.</w:t>
       </w:r>
     </w:p>
     <w:p>
@@ -3666,16 +3646,7 @@
           <w:sz w:val="22"/>
           <w:szCs w:val="22"/>
         </w:rPr>
-        <w:t xml:space="preserve">Audit sample notes for COP.12.f reviewed «quarterly».</w:t>
-      </w:r>
-    </w:p>
-    <w:p>
-      <w:pPr>
-        <w:pStyle w:val="Heading2"/>
-        <w:spacing w:after="100" w:before="220"/>
-      </w:pPr>
-      <w:r>
-        <w:t xml:space="preserve">COP.12.g — Criteria are used to determine the appropriateness of discharge from the observation / recovery area.</w:t>
+        <w:t xml:space="preserve">Written discharge or recovery criteria for sedation.</w:t>
       </w:r>
     </w:p>
     <w:p>
@@ -3692,7 +3663,7 @@
           <w:sz w:val="22"/>
           <w:szCs w:val="22"/>
         </w:rPr>
-        <w:t xml:space="preserve">Records showing COP.12.g was followed for sampled patients/cases.</w:t>
+        <w:t xml:space="preserve">Criteria-application record for a sampled discharge.</w:t>
       </w:r>
     </w:p>
     <w:p>
@@ -3709,7 +3680,16 @@
           <w:sz w:val="22"/>
           <w:szCs w:val="22"/>
         </w:rPr>
-        <w:t xml:space="preserve">Written guidance / protocol referenced for this element (where required).</w:t>
+        <w:t xml:space="preserve">Discharge-authorisation record.</w:t>
+      </w:r>
+    </w:p>
+    <w:p>
+      <w:pPr>
+        <w:pStyle w:val="Heading2"/>
+        <w:spacing w:after="100" w:before="220"/>
+      </w:pPr>
+      <w:r>
+        <w:t xml:space="preserve">COP.12.h — Equipment and workforce are available to manage patients who have gone into a deeper level of sedation than initially intended.</w:t>
       </w:r>
     </w:p>
     <w:p>
@@ -3726,7 +3706,7 @@
           <w:sz w:val="22"/>
           <w:szCs w:val="22"/>
         </w:rPr>
-        <w:t xml:space="preserve">Audit sample notes for COP.12.g reviewed «quarterly».</w:t>
+        <w:t xml:space="preserve">Rescue-equipment inventory for deeper-than-intended sedation.</w:t>
       </w:r>
     </w:p>
     <w:p>
@@ -3743,16 +3723,7 @@
           <w:sz w:val="22"/>
           <w:szCs w:val="22"/>
         </w:rPr>
-        <w:t xml:space="preserve">Documented evidence specifically required by the asterisked interpretation.</w:t>
-      </w:r>
-    </w:p>
-    <w:p>
-      <w:pPr>
-        <w:pStyle w:val="Heading2"/>
-        <w:spacing w:after="100" w:before="220"/>
-      </w:pPr>
-      <w:r>
-        <w:t xml:space="preserve">COP.12.h — Equipment and workforce are available to manage patients who have gone into a deeper level of sedation than initially intended.</w:t>
+        <w:t xml:space="preserve">Trained-workforce availability record for airway rescue.</w:t>
       </w:r>
     </w:p>
     <w:p>
@@ -3769,41 +3740,7 @@
           <w:sz w:val="22"/>
           <w:szCs w:val="22"/>
         </w:rPr>
-        <w:t xml:space="preserve">Records showing COP.12.h was followed for sampled patients/cases.</w:t>
-      </w:r>
-    </w:p>
-    <w:p>
-      <w:pPr>
-        <w:pStyle w:val="ListParagraph"/>
-        <w:numPr>
-          <w:ilvl w:val="0"/>
-          <w:numId w:val="1"/>
-        </w:numPr>
-        <w:spacing w:after="60"/>
-      </w:pPr>
-      <w:r>
-        <w:rPr>
-          <w:sz w:val="22"/>
-          <w:szCs w:val="22"/>
-        </w:rPr>
-        <w:t xml:space="preserve">Written guidance / protocol referenced for this element (where required).</w:t>
-      </w:r>
-    </w:p>
-    <w:p>
-      <w:pPr>
-        <w:pStyle w:val="ListParagraph"/>
-        <w:numPr>
-          <w:ilvl w:val="0"/>
-          <w:numId w:val="1"/>
-        </w:numPr>
-        <w:spacing w:after="60"/>
-      </w:pPr>
-      <w:r>
-        <w:rPr>
-          <w:sz w:val="22"/>
-          <w:szCs w:val="22"/>
-        </w:rPr>
-        <w:t xml:space="preserve">Audit sample notes for COP.12.h reviewed «quarterly».</w:t>
+        <w:t xml:space="preserve">Emergency-response record for a sampled deeper-sedation event.</w:t>
       </w:r>
     </w:p>
     <w:p>

--- a/policies/build/preview_hco/HCO.COP.12_v2_preview.docx
+++ b/policies/build/preview_hco/HCO.COP.12_v2_preview.docx
@@ -692,19 +692,19 @@
           <w:sz w:val="22"/>
           <w:szCs w:val="22"/>
         </w:rPr>
-        <w:t xml:space="preserve">It covers objective elements COP.12.a–h (8 elements).</w:t>
-      </w:r>
-    </w:p>
-    <w:p>
-      <w:pPr>
-        <w:spacing w:after="140"/>
-      </w:pPr>
-      <w:r>
-        <w:rPr>
-          <w:sz w:val="22"/>
-          <w:szCs w:val="22"/>
-        </w:rPr>
-        <w:t xml:space="preserve">This policy owns COP.12. Related AAC, PRE, IPC/HIC, HRM and MOM duties stay with those policies — cross-reference only.</w:t>
+        <w:t xml:space="preserve">This policy covers all 8 requirements under this standard, listed in detail below.</w:t>
+      </w:r>
+    </w:p>
+    <w:p>
+      <w:pPr>
+        <w:spacing w:after="140"/>
+      </w:pPr>
+      <w:r>
+        <w:rPr>
+          <w:sz w:val="22"/>
+          <w:szCs w:val="22"/>
+        </w:rPr>
+        <w:t xml:space="preserve">This policy covers procedural sedation specifically. Related duties — like patient assessment, patient rights, infection control, staffing, or medication management — are covered in the hospital's other policies, not repeated here.</w:t>
       </w:r>
     </w:p>
     <w:p>
@@ -749,19 +749,19 @@
           <w:sz w:val="22"/>
           <w:szCs w:val="22"/>
         </w:rPr>
-        <w:t xml:space="preserve">It covers 8 objective elements (COP.12.a, COP.12.b, COP.12.c, COP.12.d, COP.12.e, COP.12.f, COP.12.g, COP.12.h).</w:t>
-      </w:r>
-    </w:p>
-    <w:p>
-      <w:pPr>
-        <w:spacing w:after="140"/>
-      </w:pPr>
-      <w:r>
-        <w:rPr>
-          <w:sz w:val="22"/>
-          <w:szCs w:val="22"/>
-        </w:rPr>
-        <w:t xml:space="preserve">Boundaries: do not overwrite HCO AAC policies. Spell out abbreviations on first use in training materials.</w:t>
+        <w:t xml:space="preserve">This policy covers all 8 requirements under this standard, listed in detail below.</w:t>
+      </w:r>
+    </w:p>
+    <w:p>
+      <w:pPr>
+        <w:spacing w:after="140"/>
+      </w:pPr>
+      <w:r>
+        <w:rPr>
+          <w:sz w:val="22"/>
+          <w:szCs w:val="22"/>
+        </w:rPr>
+        <w:t xml:space="preserve">This policy covers procedural sedation specifically. Related duties — like patient assessment, patient rights, infection control, staffing, or medication management — are covered in the hospital's other policies, not repeated here. Spell out abbreviations on first use in training materials.</w:t>
       </w:r>
     </w:p>
     <w:p>
